--- a/apps/web/src/server/templates/warranty_card_2026.docx
+++ b/apps/web/src/server/templates/warranty_card_2026.docx
@@ -37,6 +37,7 @@
     <w:p>
       <w:pPr>
         <w:spacing w:after="40" w:before="0"/>
+        <w:jc w:val="both"/>
       </w:pPr>
     </w:p>
     <w:tbl>
@@ -336,11 +337,13 @@
     <w:p>
       <w:pPr>
         <w:spacing w:after="40" w:before="0"/>
+        <w:jc w:val="both"/>
       </w:pPr>
     </w:p>
     <w:p>
       <w:pPr>
         <w:spacing w:after="80" w:before="160"/>
+        <w:jc w:val="both"/>
       </w:pPr>
       <w:r>
         <w:rPr>
@@ -356,6 +359,7 @@
     <w:p>
       <w:pPr>
         <w:spacing w:after="120" w:before="0"/>
+        <w:jc w:val="both"/>
       </w:pPr>
       <w:r>
         <w:rPr>
@@ -371,6 +375,7 @@
     <w:p>
       <w:pPr>
         <w:spacing w:after="120" w:before="0"/>
+        <w:jc w:val="both"/>
       </w:pPr>
       <w:r>
         <w:rPr>
@@ -386,6 +391,7 @@
     <w:p>
       <w:pPr>
         <w:spacing w:after="120" w:before="0"/>
+        <w:jc w:val="both"/>
       </w:pPr>
       <w:r>
         <w:rPr>
@@ -401,6 +407,7 @@
     <w:p>
       <w:pPr>
         <w:spacing w:after="120" w:before="0"/>
+        <w:jc w:val="both"/>
       </w:pPr>
       <w:r>
         <w:rPr>
@@ -417,6 +424,7 @@
       <w:pPr>
         <w:spacing w:after="120" w:before="0"/>
         <w:ind w:left="340"/>
+        <w:jc w:val="both"/>
       </w:pPr>
       <w:r>
         <w:rPr>
@@ -433,6 +441,7 @@
       <w:pPr>
         <w:spacing w:after="120" w:before="0"/>
         <w:ind w:left="340"/>
+        <w:jc w:val="both"/>
       </w:pPr>
       <w:r>
         <w:rPr>
@@ -449,6 +458,7 @@
       <w:pPr>
         <w:spacing w:after="120" w:before="0"/>
         <w:ind w:left="340"/>
+        <w:jc w:val="both"/>
       </w:pPr>
       <w:r>
         <w:rPr>
@@ -464,6 +474,7 @@
     <w:p>
       <w:pPr>
         <w:spacing w:after="120" w:before="0"/>
+        <w:jc w:val="both"/>
       </w:pPr>
       <w:r>
         <w:rPr>
@@ -480,6 +491,7 @@
       <w:pPr>
         <w:spacing w:after="120" w:before="0"/>
         <w:ind w:left="340"/>
+        <w:jc w:val="both"/>
       </w:pPr>
       <w:r>
         <w:rPr>
@@ -496,6 +508,7 @@
       <w:pPr>
         <w:spacing w:after="120" w:before="0"/>
         <w:ind w:left="340"/>
+        <w:jc w:val="both"/>
       </w:pPr>
       <w:r>
         <w:rPr>
@@ -512,6 +525,7 @@
       <w:pPr>
         <w:spacing w:after="120" w:before="0"/>
         <w:ind w:left="340"/>
+        <w:jc w:val="both"/>
       </w:pPr>
       <w:r>
         <w:rPr>
@@ -528,6 +542,7 @@
       <w:pPr>
         <w:spacing w:after="120" w:before="0"/>
         <w:ind w:left="340"/>
+        <w:jc w:val="both"/>
       </w:pPr>
       <w:r>
         <w:rPr>
@@ -543,6 +558,7 @@
     <w:p>
       <w:pPr>
         <w:spacing w:after="120" w:before="0"/>
+        <w:jc w:val="both"/>
       </w:pPr>
       <w:r>
         <w:rPr>
@@ -558,6 +574,7 @@
     <w:p>
       <w:pPr>
         <w:spacing w:after="120" w:before="0"/>
+        <w:jc w:val="both"/>
       </w:pPr>
       <w:r>
         <w:rPr>
@@ -573,6 +590,7 @@
     <w:p>
       <w:pPr>
         <w:spacing w:after="40" w:before="0"/>
+        <w:jc w:val="both"/>
       </w:pPr>
     </w:p>
     <w:tbl>
